--- a/docs/OE3/Solucion_OE3_Anexo_A_Matriz_trazabilidad.docx
+++ b/docs/OE3/Solucion_OE3_Anexo_A_Matriz_trazabilidad.docx
@@ -36,7 +36,15 @@
         <w:t>rf_matrix.py</w:t>
       </w:r>
       <w:r>
-        <w:t xml:space="preserve">, que acompaña a este documento, a partir de los nombres de los métodos de prueba del proyecto en el commit </w:t>
+        <w:t xml:space="preserve">, que acompaña a este documento, a partir de los nombres de los métodos de prueba del proyecto en el </w:t>
+      </w:r>
+      <w:proofErr w:type="spellStart"/>
+      <w:r>
+        <w:t>commit</w:t>
+      </w:r>
+      <w:proofErr w:type="spellEnd"/>
+      <w:r>
+        <w:t xml:space="preserve"> </w:t>
       </w:r>
       <w:r>
         <w:rPr>
@@ -51,10 +59,40 @@
         <w:rPr>
           <w:rStyle w:val="CdigoenlneaOE3"/>
         </w:rPr>
-        <w:t>&lt;Sujeto&gt;_&lt;Requisito&gt;_&lt;QuéHace&gt;</w:t>
+        <w:t>&lt;Sujeto&gt;_&lt;Requisito&gt;_&lt;</w:t>
+      </w:r>
+      <w:proofErr w:type="spellStart"/>
+      <w:r>
+        <w:rPr>
+          <w:rStyle w:val="CdigoenlneaOE3"/>
+        </w:rPr>
+        <w:t>QuéHace</w:t>
+      </w:r>
+      <w:proofErr w:type="spellEnd"/>
+      <w:r>
+        <w:rPr>
+          <w:rStyle w:val="CdigoenlneaOE3"/>
+        </w:rPr>
+        <w:t>&gt;</w:t>
       </w:r>
       <w:r>
-        <w:t xml:space="preserve"> y el identificador del medio es la trazabilidad. El script recorre los archivos de prueba de las carpetas EditMode y PlayMode, toma cada método marcado con </w:t>
+        <w:t xml:space="preserve"> y el identificador del medio es la trazabilidad. El script recorre los archivos de prueba de las carpetas </w:t>
+      </w:r>
+      <w:proofErr w:type="spellStart"/>
+      <w:r>
+        <w:t>EditMode</w:t>
+      </w:r>
+      <w:proofErr w:type="spellEnd"/>
+      <w:r>
+        <w:t xml:space="preserve"> y </w:t>
+      </w:r>
+      <w:proofErr w:type="spellStart"/>
+      <w:r>
+        <w:t>PlayMode</w:t>
+      </w:r>
+      <w:proofErr w:type="spellEnd"/>
+      <w:r>
+        <w:t xml:space="preserve">, toma cada método marcado con </w:t>
       </w:r>
       <w:r>
         <w:rPr>
@@ -69,13 +107,24 @@
         <w:rPr>
           <w:rStyle w:val="CdigoenlneaOE3"/>
         </w:rPr>
-        <w:t>[TestCase]</w:t>
+        <w:t>[</w:t>
+      </w:r>
+      <w:proofErr w:type="spellStart"/>
+      <w:r>
+        <w:rPr>
+          <w:rStyle w:val="CdigoenlneaOE3"/>
+        </w:rPr>
+        <w:t>TestCase</w:t>
+      </w:r>
+      <w:proofErr w:type="spellEnd"/>
+      <w:r>
+        <w:rPr>
+          <w:rStyle w:val="CdigoenlneaOE3"/>
+        </w:rPr>
+        <w:t>]</w:t>
       </w:r>
       <w:r>
-        <w:t xml:space="preserve"> y lo asigna al RF que su nombre cita. Los nombres de los requerimientos </w:t>
-      </w:r>
-      <w:r>
-        <w:t>se toman de la tabla de requerimientos funcionales del documento de solución del objetivo específico 1.</w:t>
+        <w:t xml:space="preserve"> y lo asigna al RF que su nombre cita. Los nombres de los requerimientos se toman de la tabla de requerimientos funcionales del documento de solución del objetivo específico 1.</w:t>
       </w:r>
     </w:p>
     <w:p>
@@ -89,13 +138,40 @@
         <w:rPr>
           <w:rStyle w:val="CdigoenlneaOE3"/>
         </w:rPr>
-        <w:t>[TestCase]</w:t>
+        <w:t>[</w:t>
+      </w:r>
+      <w:proofErr w:type="spellStart"/>
+      <w:r>
+        <w:rPr>
+          <w:rStyle w:val="CdigoenlneaOE3"/>
+        </w:rPr>
+        <w:t>TestCase</w:t>
+      </w:r>
+      <w:proofErr w:type="spellEnd"/>
+      <w:r>
+        <w:rPr>
+          <w:rStyle w:val="CdigoenlneaOE3"/>
+        </w:rPr>
+        <w:t>]</w:t>
       </w:r>
       <w:r>
-        <w:t xml:space="preserve"> cuenta una vez, y una prueba que verifica un RF sin citarlo en su nombre no se cuenta. Entre paréntesis separa los métodos del modo EditMode («EM», lógica en C# sin escena) de los del modo PlayMode («PM», escenas reales cargadas). La columna «Módulos» indica los módulos de pruebas donde viven esos métodos, ordenados de más a menos pruebas. La Tabla A.2 muestra, como ejemplo, una de las pruebas de cada RF: la de nombre más corto entre las que verifican su comportamiento, dejando atrás las que solo</w:t>
+        <w:t xml:space="preserve"> cuenta una vez, y una prueba que verifica un RF sin citarlo en su nombre no se cuenta. Entre paréntesis separa los métodos del modo </w:t>
       </w:r>
+      <w:proofErr w:type="spellStart"/>
       <w:r>
-        <w:t xml:space="preserve"> comprueban el sonido o toman capturas.</w:t>
+        <w:t>EditMode</w:t>
+      </w:r>
+      <w:proofErr w:type="spellEnd"/>
+      <w:r>
+        <w:t xml:space="preserve"> («EM», lógica en C# sin escena) de los del modo </w:t>
+      </w:r>
+      <w:proofErr w:type="spellStart"/>
+      <w:r>
+        <w:t>PlayMode</w:t>
+      </w:r>
+      <w:proofErr w:type="spellEnd"/>
+      <w:r>
+        <w:t xml:space="preserve"> («PM», escenas reales cargadas). La columna «Módulos» indica los módulos de pruebas donde viven esos métodos, ordenados de más a menos pruebas. La Tabla A.2 muestra, como ejemplo, una de las pruebas de cada RF: la de nombre más corto entre las que verifican su comportamiento, dejando atrás las que solo comprueban el sonido o toman capturas.</w:t>
       </w:r>
     </w:p>
     <w:p>
@@ -103,10 +179,15 @@
         <w:pStyle w:val="TextoOE3"/>
       </w:pPr>
       <w:r>
-        <w:t xml:space="preserve">De los 567 métodos de prueba del proyecto, 314 citan un RF en su nombre y cubren 47 de los 47 RF. De los 253 restantes, 252 citan otro identificador: requerimientos no funcionales (RNF), 128; criterios pedagógicos (CP), 36; secciones de la dirección de arte, 33; hallazgos de consistencia (INC), 19; historias de usuario (HU), 15; casos de uso (CU), 8; secciones del guion, 6; restricciones técnicas (CT), 3; definición operativa de los indicadores de OE1, 3; puntos abiertos del guion (PG), 1. El otro no lleva </w:t>
+        <w:t xml:space="preserve">De los 567 métodos de prueba del proyecto, 314 citan un RF en su nombre y cubren 47 de los 47 RF. De los 253 restantes, 252 citan otro identificador: requerimientos no funcionales (RNF), 128; criterios pedagógicos (CP), 36; secciones de la dirección de arte, 33; hallazgos de consistencia (INC), 19; historias de usuario (HU), 15; casos de uso (CU), 8; secciones del guion, 6; restricciones técnicas (CT), 3; definición operativa de los indicadores de OE1, 3; puntos abiertos del guion (PG), 1. El otro no lleva identificador en su nombre: lo lleva en el de cada uno de sus casos parametrizados (véase el documento principal, 9.1). Que todo RF tenga al menos una prueba que lo nombre lo </w:t>
       </w:r>
+      <w:proofErr w:type="gramStart"/>
       <w:r>
-        <w:t xml:space="preserve">identificador en su nombre: lo lleva en el de cada uno de sus casos parametrizados (véase el documento principal, §9.1). Que todo RF tenga al menos una prueba que lo nombre lo comprueba además, de forma automática, la prueba </w:t>
+        <w:t>comprueba</w:t>
+      </w:r>
+      <w:proofErr w:type="gramEnd"/>
+      <w:r>
+        <w:t xml:space="preserve"> además, de forma automática, la prueba </w:t>
       </w:r>
       <w:r>
         <w:rPr>
@@ -131,7 +212,15 @@
         <w:t>Tabla A.1.</w:t>
       </w:r>
       <w:r>
-        <w:t xml:space="preserve"> Pruebas automatizadas que nombran cada requerimiento funcional (RF-01 a RF-47) en el commit </w:t>
+        <w:t xml:space="preserve"> Pruebas automatizadas que nombran cada requerimiento funcional (RF-01 a RF-47) en el </w:t>
+      </w:r>
+      <w:proofErr w:type="spellStart"/>
+      <w:r>
+        <w:t>commit</w:t>
+      </w:r>
+      <w:proofErr w:type="spellEnd"/>
+      <w:r>
+        <w:t xml:space="preserve"> </w:t>
       </w:r>
       <w:r>
         <w:rPr>
@@ -598,8 +687,16 @@
               <w:rPr>
                 <w:sz w:val="18"/>
               </w:rPr>
-              <w:t>Core, Levels.Wheel</w:t>
-            </w:r>
+              <w:t xml:space="preserve">Core, </w:t>
+            </w:r>
+            <w:proofErr w:type="spellStart"/>
+            <w:r>
+              <w:rPr>
+                <w:sz w:val="18"/>
+              </w:rPr>
+              <w:t>Levels.Wheel</w:t>
+            </w:r>
+            <w:proofErr w:type="spellEnd"/>
           </w:p>
         </w:tc>
       </w:tr>
@@ -678,11 +775,13 @@
               <w:spacing w:after="0"/>
               <w:rPr>
                 <w:sz w:val="18"/>
-              </w:rPr>
-            </w:pPr>
-            <w:r>
-              <w:rPr>
-                <w:sz w:val="18"/>
+                <w:lang w:val="en-US"/>
+              </w:rPr>
+            </w:pPr>
+            <w:r>
+              <w:rPr>
+                <w:sz w:val="18"/>
+                <w:lang w:val="en-US"/>
               </w:rPr>
               <w:t>Scaffolding, UI, Core, Audio, Levels.Wheel, Levels.River</w:t>
             </w:r>
@@ -766,12 +865,14 @@
                 <w:sz w:val="18"/>
               </w:rPr>
             </w:pPr>
+            <w:proofErr w:type="spellStart"/>
             <w:r>
               <w:rPr>
                 <w:sz w:val="18"/>
               </w:rPr>
               <w:t>Scaffolding</w:t>
             </w:r>
+            <w:proofErr w:type="spellEnd"/>
           </w:p>
         </w:tc>
       </w:tr>
@@ -850,11 +951,13 @@
               <w:spacing w:after="0"/>
               <w:rPr>
                 <w:sz w:val="18"/>
-              </w:rPr>
-            </w:pPr>
-            <w:r>
-              <w:rPr>
-                <w:sz w:val="18"/>
+                <w:lang w:val="en-US"/>
+              </w:rPr>
+            </w:pPr>
+            <w:r>
+              <w:rPr>
+                <w:sz w:val="18"/>
+                <w:lang w:val="en-US"/>
               </w:rPr>
               <w:t>Core, Levels.Fire, Levels.River, Levels.Wheel</w:t>
             </w:r>
@@ -1201,8 +1304,16 @@
               <w:rPr>
                 <w:sz w:val="18"/>
               </w:rPr>
-              <w:t>Audio, Levels.Wheel</w:t>
-            </w:r>
+              <w:t xml:space="preserve">Audio, </w:t>
+            </w:r>
+            <w:proofErr w:type="spellStart"/>
+            <w:r>
+              <w:rPr>
+                <w:sz w:val="18"/>
+              </w:rPr>
+              <w:t>Levels.Wheel</w:t>
+            </w:r>
+            <w:proofErr w:type="spellEnd"/>
           </w:p>
         </w:tc>
       </w:tr>
@@ -1367,11 +1478,13 @@
               <w:spacing w:after="0"/>
               <w:rPr>
                 <w:sz w:val="18"/>
-              </w:rPr>
-            </w:pPr>
-            <w:r>
-              <w:rPr>
-                <w:sz w:val="18"/>
+                <w:lang w:val="en-US"/>
+              </w:rPr>
+            </w:pPr>
+            <w:r>
+              <w:rPr>
+                <w:sz w:val="18"/>
+                <w:lang w:val="en-US"/>
               </w:rPr>
               <w:t>Scaffolding, Levels.Fire, Levels.River, Levels.Wheel</w:t>
             </w:r>
@@ -1455,12 +1568,14 @@
                 <w:sz w:val="18"/>
               </w:rPr>
             </w:pPr>
+            <w:proofErr w:type="spellStart"/>
             <w:r>
               <w:rPr>
                 <w:sz w:val="18"/>
               </w:rPr>
               <w:t>Levels.Fire</w:t>
             </w:r>
+            <w:proofErr w:type="spellEnd"/>
           </w:p>
         </w:tc>
       </w:tr>
@@ -1541,12 +1656,14 @@
                 <w:sz w:val="18"/>
               </w:rPr>
             </w:pPr>
+            <w:proofErr w:type="spellStart"/>
             <w:r>
               <w:rPr>
                 <w:sz w:val="18"/>
               </w:rPr>
               <w:t>Levels.Fire</w:t>
             </w:r>
+            <w:proofErr w:type="spellEnd"/>
           </w:p>
         </w:tc>
       </w:tr>
@@ -1627,12 +1744,14 @@
                 <w:sz w:val="18"/>
               </w:rPr>
             </w:pPr>
+            <w:proofErr w:type="spellStart"/>
             <w:r>
               <w:rPr>
                 <w:sz w:val="18"/>
               </w:rPr>
               <w:t>Levels.Fire</w:t>
             </w:r>
+            <w:proofErr w:type="spellEnd"/>
           </w:p>
         </w:tc>
       </w:tr>
@@ -1711,11 +1830,13 @@
               <w:spacing w:after="0"/>
               <w:rPr>
                 <w:sz w:val="18"/>
-              </w:rPr>
-            </w:pPr>
-            <w:r>
-              <w:rPr>
-                <w:sz w:val="18"/>
+                <w:lang w:val="en-US"/>
+              </w:rPr>
+            </w:pPr>
+            <w:r>
+              <w:rPr>
+                <w:sz w:val="18"/>
+                <w:lang w:val="en-US"/>
               </w:rPr>
               <w:t>Levels.Fire, Levels.River, Levels.Wheel, UI</w:t>
             </w:r>
@@ -1799,12 +1920,14 @@
                 <w:sz w:val="18"/>
               </w:rPr>
             </w:pPr>
+            <w:proofErr w:type="spellStart"/>
             <w:r>
               <w:rPr>
                 <w:sz w:val="18"/>
               </w:rPr>
               <w:t>Levels.Fire</w:t>
             </w:r>
+            <w:proofErr w:type="spellEnd"/>
           </w:p>
         </w:tc>
       </w:tr>
@@ -1885,12 +2008,14 @@
                 <w:sz w:val="18"/>
               </w:rPr>
             </w:pPr>
+            <w:proofErr w:type="spellStart"/>
             <w:r>
               <w:rPr>
                 <w:sz w:val="18"/>
               </w:rPr>
               <w:t>Levels.Fire</w:t>
             </w:r>
+            <w:proofErr w:type="spellEnd"/>
           </w:p>
         </w:tc>
       </w:tr>
@@ -1971,11 +2096,19 @@
                 <w:sz w:val="18"/>
               </w:rPr>
             </w:pPr>
-            <w:r>
-              <w:rPr>
-                <w:sz w:val="18"/>
-              </w:rPr>
-              <w:t>Levels.Fire, UI</w:t>
+            <w:proofErr w:type="spellStart"/>
+            <w:r>
+              <w:rPr>
+                <w:sz w:val="18"/>
+              </w:rPr>
+              <w:t>Levels.Fire</w:t>
+            </w:r>
+            <w:proofErr w:type="spellEnd"/>
+            <w:r>
+              <w:rPr>
+                <w:sz w:val="18"/>
+              </w:rPr>
+              <w:t>, UI</w:t>
             </w:r>
           </w:p>
         </w:tc>
@@ -2057,12 +2190,14 @@
                 <w:sz w:val="18"/>
               </w:rPr>
             </w:pPr>
+            <w:proofErr w:type="spellStart"/>
             <w:r>
               <w:rPr>
                 <w:sz w:val="18"/>
               </w:rPr>
               <w:t>Levels.Fire</w:t>
             </w:r>
+            <w:proofErr w:type="spellEnd"/>
           </w:p>
         </w:tc>
       </w:tr>
@@ -2143,11 +2278,19 @@
                 <w:sz w:val="18"/>
               </w:rPr>
             </w:pPr>
-            <w:r>
-              <w:rPr>
-                <w:sz w:val="18"/>
-              </w:rPr>
-              <w:t>Levels.Wheel, Core</w:t>
+            <w:proofErr w:type="spellStart"/>
+            <w:r>
+              <w:rPr>
+                <w:sz w:val="18"/>
+              </w:rPr>
+              <w:t>Levels.Wheel</w:t>
+            </w:r>
+            <w:proofErr w:type="spellEnd"/>
+            <w:r>
+              <w:rPr>
+                <w:sz w:val="18"/>
+              </w:rPr>
+              <w:t>, Core</w:t>
             </w:r>
           </w:p>
         </w:tc>
@@ -2229,11 +2372,19 @@
                 <w:sz w:val="18"/>
               </w:rPr>
             </w:pPr>
-            <w:r>
-              <w:rPr>
-                <w:sz w:val="18"/>
-              </w:rPr>
-              <w:t>Levels.Wheel, UI</w:t>
+            <w:proofErr w:type="spellStart"/>
+            <w:r>
+              <w:rPr>
+                <w:sz w:val="18"/>
+              </w:rPr>
+              <w:t>Levels.Wheel</w:t>
+            </w:r>
+            <w:proofErr w:type="spellEnd"/>
+            <w:r>
+              <w:rPr>
+                <w:sz w:val="18"/>
+              </w:rPr>
+              <w:t>, UI</w:t>
             </w:r>
           </w:p>
         </w:tc>
@@ -2315,12 +2466,14 @@
                 <w:sz w:val="18"/>
               </w:rPr>
             </w:pPr>
+            <w:proofErr w:type="spellStart"/>
             <w:r>
               <w:rPr>
                 <w:sz w:val="18"/>
               </w:rPr>
               <w:t>Levels.Wheel</w:t>
             </w:r>
+            <w:proofErr w:type="spellEnd"/>
           </w:p>
         </w:tc>
       </w:tr>
@@ -2401,12 +2554,14 @@
                 <w:sz w:val="18"/>
               </w:rPr>
             </w:pPr>
+            <w:proofErr w:type="spellStart"/>
             <w:r>
               <w:rPr>
                 <w:sz w:val="18"/>
               </w:rPr>
               <w:t>Levels.Wheel</w:t>
             </w:r>
+            <w:proofErr w:type="spellEnd"/>
           </w:p>
         </w:tc>
       </w:tr>
@@ -2487,11 +2642,33 @@
                 <w:sz w:val="18"/>
               </w:rPr>
             </w:pPr>
-            <w:r>
-              <w:rPr>
-                <w:sz w:val="18"/>
-              </w:rPr>
-              <w:t>Levels.Wheel, Scaffolding, UI</w:t>
+            <w:proofErr w:type="spellStart"/>
+            <w:r>
+              <w:rPr>
+                <w:sz w:val="18"/>
+              </w:rPr>
+              <w:t>Levels.Wheel</w:t>
+            </w:r>
+            <w:proofErr w:type="spellEnd"/>
+            <w:r>
+              <w:rPr>
+                <w:sz w:val="18"/>
+              </w:rPr>
+              <w:t xml:space="preserve">, </w:t>
+            </w:r>
+            <w:proofErr w:type="spellStart"/>
+            <w:r>
+              <w:rPr>
+                <w:sz w:val="18"/>
+              </w:rPr>
+              <w:t>Scaffolding</w:t>
+            </w:r>
+            <w:proofErr w:type="spellEnd"/>
+            <w:r>
+              <w:rPr>
+                <w:sz w:val="18"/>
+              </w:rPr>
+              <w:t>, UI</w:t>
             </w:r>
           </w:p>
         </w:tc>
@@ -2573,12 +2750,14 @@
                 <w:sz w:val="18"/>
               </w:rPr>
             </w:pPr>
+            <w:proofErr w:type="spellStart"/>
             <w:r>
               <w:rPr>
                 <w:sz w:val="18"/>
               </w:rPr>
               <w:t>Levels.Wheel</w:t>
             </w:r>
+            <w:proofErr w:type="spellEnd"/>
           </w:p>
         </w:tc>
       </w:tr>
@@ -2659,12 +2838,14 @@
                 <w:sz w:val="18"/>
               </w:rPr>
             </w:pPr>
+            <w:proofErr w:type="spellStart"/>
             <w:r>
               <w:rPr>
                 <w:sz w:val="18"/>
               </w:rPr>
               <w:t>Levels.Wheel</w:t>
             </w:r>
+            <w:proofErr w:type="spellEnd"/>
           </w:p>
         </w:tc>
       </w:tr>
@@ -2745,12 +2926,14 @@
                 <w:sz w:val="18"/>
               </w:rPr>
             </w:pPr>
+            <w:proofErr w:type="spellStart"/>
             <w:r>
               <w:rPr>
                 <w:sz w:val="18"/>
               </w:rPr>
               <w:t>Levels.Wheel</w:t>
             </w:r>
+            <w:proofErr w:type="spellEnd"/>
           </w:p>
         </w:tc>
       </w:tr>
@@ -2831,12 +3014,14 @@
                 <w:sz w:val="18"/>
               </w:rPr>
             </w:pPr>
+            <w:proofErr w:type="spellStart"/>
             <w:r>
               <w:rPr>
                 <w:sz w:val="18"/>
               </w:rPr>
               <w:t>Levels.Wheel</w:t>
             </w:r>
+            <w:proofErr w:type="spellEnd"/>
           </w:p>
         </w:tc>
       </w:tr>
@@ -2917,12 +3102,14 @@
                 <w:sz w:val="18"/>
               </w:rPr>
             </w:pPr>
+            <w:proofErr w:type="spellStart"/>
             <w:r>
               <w:rPr>
                 <w:sz w:val="18"/>
               </w:rPr>
               <w:t>Levels.Wheel</w:t>
             </w:r>
+            <w:proofErr w:type="spellEnd"/>
           </w:p>
         </w:tc>
       </w:tr>
@@ -3003,12 +3190,14 @@
                 <w:sz w:val="18"/>
               </w:rPr>
             </w:pPr>
+            <w:proofErr w:type="spellStart"/>
             <w:r>
               <w:rPr>
                 <w:sz w:val="18"/>
               </w:rPr>
               <w:t>Levels.Wheel</w:t>
             </w:r>
+            <w:proofErr w:type="spellEnd"/>
           </w:p>
         </w:tc>
       </w:tr>
@@ -3089,12 +3278,14 @@
                 <w:sz w:val="18"/>
               </w:rPr>
             </w:pPr>
+            <w:proofErr w:type="spellStart"/>
             <w:r>
               <w:rPr>
                 <w:sz w:val="18"/>
               </w:rPr>
               <w:t>Levels.Wheel</w:t>
             </w:r>
+            <w:proofErr w:type="spellEnd"/>
           </w:p>
         </w:tc>
       </w:tr>
@@ -3175,12 +3366,14 @@
                 <w:sz w:val="18"/>
               </w:rPr>
             </w:pPr>
+            <w:proofErr w:type="spellStart"/>
             <w:r>
               <w:rPr>
                 <w:sz w:val="18"/>
               </w:rPr>
               <w:t>Levels.Wheel</w:t>
             </w:r>
+            <w:proofErr w:type="spellEnd"/>
           </w:p>
         </w:tc>
       </w:tr>
@@ -3261,12 +3454,14 @@
                 <w:sz w:val="18"/>
               </w:rPr>
             </w:pPr>
+            <w:proofErr w:type="spellStart"/>
             <w:r>
               <w:rPr>
                 <w:sz w:val="18"/>
               </w:rPr>
               <w:t>Levels.River</w:t>
             </w:r>
+            <w:proofErr w:type="spellEnd"/>
           </w:p>
         </w:tc>
       </w:tr>
@@ -3347,12 +3542,14 @@
                 <w:sz w:val="18"/>
               </w:rPr>
             </w:pPr>
+            <w:proofErr w:type="spellStart"/>
             <w:r>
               <w:rPr>
                 <w:sz w:val="18"/>
               </w:rPr>
               <w:t>Levels.River</w:t>
             </w:r>
+            <w:proofErr w:type="spellEnd"/>
           </w:p>
         </w:tc>
       </w:tr>
@@ -3433,12 +3630,14 @@
                 <w:sz w:val="18"/>
               </w:rPr>
             </w:pPr>
+            <w:proofErr w:type="spellStart"/>
             <w:r>
               <w:rPr>
                 <w:sz w:val="18"/>
               </w:rPr>
               <w:t>Levels.River</w:t>
             </w:r>
+            <w:proofErr w:type="spellEnd"/>
           </w:p>
         </w:tc>
       </w:tr>
@@ -3519,12 +3718,14 @@
                 <w:sz w:val="18"/>
               </w:rPr>
             </w:pPr>
+            <w:proofErr w:type="spellStart"/>
             <w:r>
               <w:rPr>
                 <w:sz w:val="18"/>
               </w:rPr>
               <w:t>Levels.River</w:t>
             </w:r>
+            <w:proofErr w:type="spellEnd"/>
           </w:p>
         </w:tc>
       </w:tr>
@@ -3605,12 +3806,14 @@
                 <w:sz w:val="18"/>
               </w:rPr>
             </w:pPr>
+            <w:proofErr w:type="spellStart"/>
             <w:r>
               <w:rPr>
                 <w:sz w:val="18"/>
               </w:rPr>
               <w:t>Levels.River</w:t>
             </w:r>
+            <w:proofErr w:type="spellEnd"/>
           </w:p>
         </w:tc>
       </w:tr>
@@ -3691,12 +3894,14 @@
                 <w:sz w:val="18"/>
               </w:rPr>
             </w:pPr>
+            <w:proofErr w:type="spellStart"/>
             <w:r>
               <w:rPr>
                 <w:sz w:val="18"/>
               </w:rPr>
               <w:t>Levels.River</w:t>
             </w:r>
+            <w:proofErr w:type="spellEnd"/>
           </w:p>
         </w:tc>
       </w:tr>
@@ -3781,8 +3986,16 @@
               <w:rPr>
                 <w:sz w:val="18"/>
               </w:rPr>
-              <w:t>Core, Levels.River</w:t>
-            </w:r>
+              <w:t xml:space="preserve">Core, </w:t>
+            </w:r>
+            <w:proofErr w:type="spellStart"/>
+            <w:r>
+              <w:rPr>
+                <w:sz w:val="18"/>
+              </w:rPr>
+              <w:t>Levels.River</w:t>
+            </w:r>
+            <w:proofErr w:type="spellEnd"/>
           </w:p>
         </w:tc>
       </w:tr>
@@ -3863,12 +4076,14 @@
                 <w:sz w:val="18"/>
               </w:rPr>
             </w:pPr>
+            <w:proofErr w:type="spellStart"/>
             <w:r>
               <w:rPr>
                 <w:sz w:val="18"/>
               </w:rPr>
               <w:t>Levels.River</w:t>
             </w:r>
+            <w:proofErr w:type="spellEnd"/>
           </w:p>
         </w:tc>
       </w:tr>
@@ -3949,12 +4164,14 @@
                 <w:sz w:val="18"/>
               </w:rPr>
             </w:pPr>
+            <w:proofErr w:type="spellStart"/>
             <w:r>
               <w:rPr>
                 <w:sz w:val="18"/>
               </w:rPr>
               <w:t>Levels.River</w:t>
             </w:r>
+            <w:proofErr w:type="spellEnd"/>
           </w:p>
         </w:tc>
       </w:tr>
@@ -4035,11 +4252,19 @@
                 <w:sz w:val="18"/>
               </w:rPr>
             </w:pPr>
-            <w:r>
-              <w:rPr>
-                <w:sz w:val="18"/>
-              </w:rPr>
-              <w:t>Levels.River, UI</w:t>
+            <w:proofErr w:type="spellStart"/>
+            <w:r>
+              <w:rPr>
+                <w:sz w:val="18"/>
+              </w:rPr>
+              <w:t>Levels.River</w:t>
+            </w:r>
+            <w:proofErr w:type="spellEnd"/>
+            <w:r>
+              <w:rPr>
+                <w:sz w:val="18"/>
+              </w:rPr>
+              <w:t>, UI</w:t>
             </w:r>
           </w:p>
         </w:tc>
@@ -4119,11 +4344,13 @@
               <w:spacing w:after="0"/>
               <w:rPr>
                 <w:sz w:val="18"/>
-              </w:rPr>
-            </w:pPr>
-            <w:r>
-              <w:rPr>
-                <w:sz w:val="18"/>
+                <w:lang w:val="en-US"/>
+              </w:rPr>
+            </w:pPr>
+            <w:r>
+              <w:rPr>
+                <w:sz w:val="18"/>
+                <w:lang w:val="en-US"/>
               </w:rPr>
               <w:t>UI, Levels.Fire, Levels.River, Levels.Wheel</w:t>
             </w:r>
@@ -4211,7 +4438,21 @@
               <w:rPr>
                 <w:sz w:val="18"/>
               </w:rPr>
-              <w:t>UI, Reporting, Core</w:t>
+              <w:t xml:space="preserve">UI, </w:t>
+            </w:r>
+            <w:proofErr w:type="spellStart"/>
+            <w:r>
+              <w:rPr>
+                <w:sz w:val="18"/>
+              </w:rPr>
+              <w:t>Reporting</w:t>
+            </w:r>
+            <w:proofErr w:type="spellEnd"/>
+            <w:r>
+              <w:rPr>
+                <w:sz w:val="18"/>
+              </w:rPr>
+              <w:t>, Core</w:t>
             </w:r>
           </w:p>
         </w:tc>
@@ -4316,7 +4557,15 @@
         <w:t>Tabla A.2.</w:t>
       </w:r>
       <w:r>
-        <w:t xml:space="preserve"> Una prueba de ejemplo por requerimiento funcional en el commit </w:t>
+        <w:t xml:space="preserve"> Una prueba de ejemplo por requerimiento funcional en el </w:t>
+      </w:r>
+      <w:proofErr w:type="spellStart"/>
+      <w:r>
+        <w:t>commit</w:t>
+      </w:r>
+      <w:proofErr w:type="spellEnd"/>
+      <w:r>
+        <w:t xml:space="preserve"> </w:t>
       </w:r>
       <w:r>
         <w:rPr>
